--- a/downloads/teacher/05 Materials/Unit 07/Handouts/Handout 07.01 - Resume Sections and the Three-Part Bullet.docx
+++ b/downloads/teacher/05 Materials/Unit 07/Handouts/Handout 07.01 - Resume Sections and the Three-Part Bullet.docx
@@ -79,17 +79,15 @@
         </w:rPr>
         <w:t xml:space="preserve">Two ways people lose a job offer with a resume:</w:t>
       </w:r>
-      <w:r>
-        <w:t xml:space="preserve"> </w:t>
-      </w:r>
-      <w:r>
-        <w:t xml:space="preserve">1. ______________________________________________</w:t>
-      </w:r>
-      <w:r>
-        <w:t xml:space="preserve"> </w:t>
-      </w:r>
-      <w:r>
-        <w:t xml:space="preserve">2. ______________________________________________</w:t>
+    </w:p>
+    <w:p>
+      <w:r>
+        <w:br w:type="page"/>
+      </w:r>
+    </w:p>
+    <w:p>
+      <w:r>
+        <w:br w:type="page"/>
       </w:r>
     </w:p>
     <w:p>
@@ -1449,7 +1447,7 @@
       <w:pPr>
         <w:numPr>
           <w:ilvl w:val="0"/>
-          <w:numId w:val="1001"/>
+          <w:numId w:val="1002"/>
         </w:numPr>
         <w:pStyle w:val="Compact"/>
       </w:pPr>
@@ -1461,7 +1459,7 @@
       <w:pPr>
         <w:numPr>
           <w:ilvl w:val="0"/>
-          <w:numId w:val="1001"/>
+          <w:numId w:val="1002"/>
         </w:numPr>
         <w:pStyle w:val="Compact"/>
       </w:pPr>
@@ -1473,7 +1471,7 @@
       <w:pPr>
         <w:numPr>
           <w:ilvl w:val="0"/>
-          <w:numId w:val="1001"/>
+          <w:numId w:val="1002"/>
         </w:numPr>
         <w:pStyle w:val="Compact"/>
       </w:pPr>
@@ -1485,7 +1483,7 @@
       <w:pPr>
         <w:numPr>
           <w:ilvl w:val="0"/>
-          <w:numId w:val="1001"/>
+          <w:numId w:val="1002"/>
         </w:numPr>
         <w:pStyle w:val="Compact"/>
       </w:pPr>
@@ -1497,7 +1495,7 @@
       <w:pPr>
         <w:numPr>
           <w:ilvl w:val="0"/>
-          <w:numId w:val="1001"/>
+          <w:numId w:val="1002"/>
         </w:numPr>
         <w:pStyle w:val="Compact"/>
       </w:pPr>
@@ -1509,7 +1507,7 @@
       <w:pPr>
         <w:numPr>
           <w:ilvl w:val="0"/>
-          <w:numId w:val="1001"/>
+          <w:numId w:val="1002"/>
         </w:numPr>
         <w:pStyle w:val="Compact"/>
       </w:pPr>
@@ -1521,7 +1519,7 @@
       <w:pPr>
         <w:numPr>
           <w:ilvl w:val="0"/>
-          <w:numId w:val="1001"/>
+          <w:numId w:val="1002"/>
         </w:numPr>
         <w:pStyle w:val="Compact"/>
       </w:pPr>
@@ -1533,7 +1531,7 @@
       <w:pPr>
         <w:numPr>
           <w:ilvl w:val="0"/>
-          <w:numId w:val="1001"/>
+          <w:numId w:val="1002"/>
         </w:numPr>
         <w:pStyle w:val="Compact"/>
       </w:pPr>
@@ -1545,7 +1543,7 @@
       <w:pPr>
         <w:numPr>
           <w:ilvl w:val="0"/>
-          <w:numId w:val="1001"/>
+          <w:numId w:val="1002"/>
         </w:numPr>
         <w:pStyle w:val="Compact"/>
       </w:pPr>
@@ -1557,7 +1555,7 @@
       <w:pPr>
         <w:numPr>
           <w:ilvl w:val="0"/>
-          <w:numId w:val="1001"/>
+          <w:numId w:val="1002"/>
         </w:numPr>
         <w:pStyle w:val="Compact"/>
       </w:pPr>
@@ -1569,7 +1567,7 @@
       <w:pPr>
         <w:numPr>
           <w:ilvl w:val="0"/>
-          <w:numId w:val="1001"/>
+          <w:numId w:val="1002"/>
         </w:numPr>
         <w:pStyle w:val="Compact"/>
       </w:pPr>
@@ -1581,7 +1579,7 @@
       <w:pPr>
         <w:numPr>
           <w:ilvl w:val="0"/>
-          <w:numId w:val="1001"/>
+          <w:numId w:val="1002"/>
         </w:numPr>
         <w:pStyle w:val="Compact"/>
       </w:pPr>
@@ -1593,7 +1591,7 @@
       <w:pPr>
         <w:numPr>
           <w:ilvl w:val="0"/>
-          <w:numId w:val="1001"/>
+          <w:numId w:val="1002"/>
         </w:numPr>
         <w:pStyle w:val="Compact"/>
       </w:pPr>
@@ -1605,7 +1603,7 @@
       <w:pPr>
         <w:numPr>
           <w:ilvl w:val="0"/>
-          <w:numId w:val="1001"/>
+          <w:numId w:val="1002"/>
         </w:numPr>
         <w:pStyle w:val="Compact"/>
       </w:pPr>
@@ -1617,7 +1615,7 @@
       <w:pPr>
         <w:numPr>
           <w:ilvl w:val="0"/>
-          <w:numId w:val="1001"/>
+          <w:numId w:val="1002"/>
         </w:numPr>
         <w:pStyle w:val="Compact"/>
       </w:pPr>
@@ -1629,7 +1627,7 @@
       <w:pPr>
         <w:numPr>
           <w:ilvl w:val="0"/>
-          <w:numId w:val="1001"/>
+          <w:numId w:val="1002"/>
         </w:numPr>
         <w:pStyle w:val="Compact"/>
       </w:pPr>
@@ -1641,7 +1639,7 @@
       <w:pPr>
         <w:numPr>
           <w:ilvl w:val="0"/>
-          <w:numId w:val="1001"/>
+          <w:numId w:val="1002"/>
         </w:numPr>
         <w:pStyle w:val="Compact"/>
       </w:pPr>
@@ -1653,7 +1651,7 @@
       <w:pPr>
         <w:numPr>
           <w:ilvl w:val="0"/>
-          <w:numId w:val="1001"/>
+          <w:numId w:val="1002"/>
         </w:numPr>
         <w:pStyle w:val="Compact"/>
       </w:pPr>
@@ -1665,7 +1663,7 @@
       <w:pPr>
         <w:numPr>
           <w:ilvl w:val="0"/>
-          <w:numId w:val="1001"/>
+          <w:numId w:val="1002"/>
         </w:numPr>
         <w:pStyle w:val="Compact"/>
       </w:pPr>
@@ -1677,7 +1675,7 @@
       <w:pPr>
         <w:numPr>
           <w:ilvl w:val="0"/>
-          <w:numId w:val="1001"/>
+          <w:numId w:val="1002"/>
         </w:numPr>
         <w:pStyle w:val="Compact"/>
       </w:pPr>
@@ -1689,7 +1687,7 @@
       <w:pPr>
         <w:numPr>
           <w:ilvl w:val="0"/>
-          <w:numId w:val="1001"/>
+          <w:numId w:val="1002"/>
         </w:numPr>
         <w:pStyle w:val="Compact"/>
       </w:pPr>
@@ -1701,7 +1699,7 @@
       <w:pPr>
         <w:numPr>
           <w:ilvl w:val="0"/>
-          <w:numId w:val="1001"/>
+          <w:numId w:val="1002"/>
         </w:numPr>
         <w:pStyle w:val="Compact"/>
       </w:pPr>
@@ -1713,7 +1711,7 @@
       <w:pPr>
         <w:numPr>
           <w:ilvl w:val="0"/>
-          <w:numId w:val="1001"/>
+          <w:numId w:val="1002"/>
         </w:numPr>
         <w:pStyle w:val="Compact"/>
       </w:pPr>
@@ -1725,7 +1723,7 @@
       <w:pPr>
         <w:numPr>
           <w:ilvl w:val="0"/>
-          <w:numId w:val="1001"/>
+          <w:numId w:val="1002"/>
         </w:numPr>
         <w:pStyle w:val="Compact"/>
       </w:pPr>
@@ -1737,7 +1735,7 @@
       <w:pPr>
         <w:numPr>
           <w:ilvl w:val="0"/>
-          <w:numId w:val="1001"/>
+          <w:numId w:val="1002"/>
         </w:numPr>
         <w:pStyle w:val="Compact"/>
       </w:pPr>
@@ -1749,7 +1747,7 @@
       <w:pPr>
         <w:numPr>
           <w:ilvl w:val="0"/>
-          <w:numId w:val="1001"/>
+          <w:numId w:val="1002"/>
         </w:numPr>
         <w:pStyle w:val="Compact"/>
       </w:pPr>
@@ -1761,7 +1759,7 @@
       <w:pPr>
         <w:numPr>
           <w:ilvl w:val="0"/>
-          <w:numId w:val="1001"/>
+          <w:numId w:val="1002"/>
         </w:numPr>
         <w:pStyle w:val="Compact"/>
       </w:pPr>
@@ -2079,23 +2077,67 @@
       <w:r>
         <w:t xml:space="preserve">There is no single right answer. Score each attempted rewrite on three yes-or-no questions:</w:t>
       </w:r>
-      <w:r>
-        <w:t xml:space="preserve"> </w:t>
-      </w:r>
-      <w:r>
-        <w:t xml:space="preserve">1. Does it name a specific action (the work)?</w:t>
-      </w:r>
-      <w:r>
-        <w:t xml:space="preserve"> </w:t>
-      </w:r>
-      <w:r>
-        <w:t xml:space="preserve">2. Does it say how, for whom, with what, or how many (the explanation)?</w:t>
-      </w:r>
-      <w:r>
-        <w:t xml:space="preserve"> </w:t>
-      </w:r>
-      <w:r>
-        <w:t xml:space="preserve">3. Does it say what came out of it, ideally with a number, a time, or a named result (the output)?</w:t>
+    </w:p>
+    <w:p>
+      <w:pPr>
+        <w:numPr>
+          <w:ilvl w:val="0"/>
+          <w:numId w:val="1003"/>
+        </w:numPr>
+        <w:pStyle w:val="Compact"/>
+      </w:pPr>
+      <w:r>
+        <w:t xml:space="preserve">Does it name a specific action (the work)?</w:t>
+      </w:r>
+    </w:p>
+    <w:p>
+      <w:pPr>
+        <w:numPr>
+          <w:ilvl w:val="0"/>
+          <w:numId w:val="1003"/>
+        </w:numPr>
+        <w:pStyle w:val="Compact"/>
+      </w:pPr>
+      <w:r>
+        <w:t xml:space="preserve">Does it say how, for whom, with what, or how many (the explanation)?</w:t>
+      </w:r>
+    </w:p>
+    <w:p>
+      <w:pPr>
+        <w:numPr>
+          <w:ilvl w:val="0"/>
+          <w:numId w:val="1003"/>
+        </w:numPr>
+        <w:pStyle w:val="Compact"/>
+      </w:pPr>
+      <w:r>
+        <w:t xml:space="preserve">Does it say what came out of it, ideally with a number, a time, or a named result (the output)?</w:t>
+      </w:r>
+    </w:p>
+    <w:p>
+      <w:pPr>
+        <w:pStyle w:val="FirstParagraph"/>
+      </w:pPr>
+      <w:r>
+        <w:t xml:space="preserve">Two rewrites with three yeses each is a complete handout. One yes on</w:t>
+      </w:r>
+      <w:r>
+        <w:t xml:space="preserve"> </w:t>
+      </w:r>
+      <w:r>
+        <w:t xml:space="preserve">“</w:t>
+      </w:r>
+      <w:r>
+        <w:t xml:space="preserve">the output</w:t>
+      </w:r>
+      <w:r>
+        <w:t xml:space="preserve">”</w:t>
+      </w:r>
+      <w:r>
+        <w:t xml:space="preserve"> </w:t>
+      </w:r>
+      <w:r>
+        <w:t xml:space="preserve">is the most common gap; the fix in conference is the three questions: how many, for whom, what came out of it.</w:t>
       </w:r>
     </w:p>
     <w:p>
@@ -2103,16 +2145,37 @@
         <w:pStyle w:val="BodyText"/>
       </w:pPr>
       <w:r>
-        <w:t xml:space="preserve">Two rewrites with three yeses each is a complete handout. One yes on</w:t>
-      </w:r>
-      <w:r>
-        <w:t xml:space="preserve"> </w:t>
-      </w:r>
+        <w:t xml:space="preserve">Sample strong rewrites, for modeling only.</w:t>
+      </w:r>
+      <w:r>
+        <w:t xml:space="preserve"> </w:t>
+      </w:r>
+      <w:r>
+        <w:rPr>
+          <w:b/>
+        </w:rPr>
+        <w:t xml:space="preserve">Do not hand these out;</w:t>
+      </w:r>
+      <w:r>
+        <w:t xml:space="preserve"> </w:t>
+      </w:r>
+      <w:r>
+        <w:t xml:space="preserve">students must use their own true details.</w:t>
+      </w:r>
+    </w:p>
+    <w:p>
+      <w:pPr>
+        <w:numPr>
+          <w:ilvl w:val="0"/>
+          <w:numId w:val="1004"/>
+        </w:numPr>
+        <w:pStyle w:val="Compact"/>
+      </w:pPr>
       <w:r>
         <w:t xml:space="preserve">“</w:t>
       </w:r>
       <w:r>
-        <w:t xml:space="preserve">the output</w:t>
+        <w:t xml:space="preserve">I am a hard worker</w:t>
       </w:r>
       <w:r>
         <w:t xml:space="preserve">”</w:t>
@@ -2121,36 +2184,7 @@
         <w:t xml:space="preserve"> </w:t>
       </w:r>
       <w:r>
-        <w:t xml:space="preserve">is the most common gap; the fix in conference is the three questions: how many, for whom, what came out of it.</w:t>
-      </w:r>
-    </w:p>
-    <w:p>
-      <w:pPr>
-        <w:pStyle w:val="BodyText"/>
-      </w:pPr>
-      <w:r>
-        <w:t xml:space="preserve">Sample strong rewrites, for modeling only.</w:t>
-      </w:r>
-      <w:r>
-        <w:t xml:space="preserve"> </w:t>
-      </w:r>
-      <w:r>
-        <w:rPr>
-          <w:b/>
-        </w:rPr>
-        <w:t xml:space="preserve">Do not hand these out;</w:t>
-      </w:r>
-      <w:r>
-        <w:t xml:space="preserve"> </w:t>
-      </w:r>
-      <w:r>
-        <w:t xml:space="preserve">students must use their own true details.</w:t>
-      </w:r>
-      <w:r>
-        <w:t xml:space="preserve"> </w:t>
-      </w:r>
-      <w:r>
-        <w:t xml:space="preserve">1.</w:t>
+        <w:t xml:space="preserve">is not fixable as written, because it is a trait and not a thing that happened. The correct move is to replace it with evidence:</w:t>
       </w:r>
       <w:r>
         <w:t xml:space="preserve"> </w:t>
@@ -2159,87 +2193,69 @@
         <w:t xml:space="preserve">“</w:t>
       </w:r>
       <w:r>
-        <w:t xml:space="preserve">I am a hard worker</w:t>
+        <w:t xml:space="preserve">Completed all seven kitchen labs with no missed station check and no safety stop.</w:t>
       </w:r>
       <w:r>
         <w:t xml:space="preserve">”</w:t>
       </w:r>
-      <w:r>
-        <w:t xml:space="preserve"> </w:t>
-      </w:r>
-      <w:r>
-        <w:t xml:space="preserve">is not fixable as written, because it is a trait and not a thing that happened. The correct move is to replace it with evidence:</w:t>
-      </w:r>
-      <w:r>
-        <w:t xml:space="preserve"> </w:t>
-      </w:r>
+    </w:p>
+    <w:p>
+      <w:pPr>
+        <w:numPr>
+          <w:ilvl w:val="0"/>
+          <w:numId w:val="1004"/>
+        </w:numPr>
+        <w:pStyle w:val="Compact"/>
+      </w:pPr>
       <w:r>
         <w:t xml:space="preserve">“</w:t>
       </w:r>
       <w:r>
-        <w:t xml:space="preserve">Completed all seven kitchen labs with no missed station check and no safety stop.</w:t>
+        <w:t xml:space="preserve">Cooked in a lab and served a dish to a table of seven inside a 40-minute period, following a written recipe and a role card.</w:t>
       </w:r>
       <w:r>
         <w:t xml:space="preserve">”</w:t>
       </w:r>
-      <w:r>
-        <w:t xml:space="preserve"> </w:t>
-      </w:r>
-      <w:r>
-        <w:t xml:space="preserve">2.</w:t>
-      </w:r>
-      <w:r>
-        <w:t xml:space="preserve"> </w:t>
-      </w:r>
+    </w:p>
+    <w:p>
+      <w:pPr>
+        <w:numPr>
+          <w:ilvl w:val="0"/>
+          <w:numId w:val="1004"/>
+        </w:numPr>
+        <w:pStyle w:val="Compact"/>
+      </w:pPr>
       <w:r>
         <w:t xml:space="preserve">“</w:t>
       </w:r>
       <w:r>
-        <w:t xml:space="preserve">Cooked in a lab and served a dish to a table of seven inside a 40-minute period, following a written recipe and a role card.</w:t>
+        <w:t xml:space="preserve">Worked as one of seven on a station team for a class meal of 30, held the Prep Cook role on both cook days, and helped another station finish after my own work was done.</w:t>
       </w:r>
       <w:r>
         <w:t xml:space="preserve">”</w:t>
       </w:r>
-      <w:r>
-        <w:t xml:space="preserve"> </w:t>
-      </w:r>
-      <w:r>
-        <w:t xml:space="preserve">3.</w:t>
-      </w:r>
-      <w:r>
-        <w:t xml:space="preserve"> </w:t>
-      </w:r>
+    </w:p>
+    <w:p>
+      <w:pPr>
+        <w:numPr>
+          <w:ilvl w:val="0"/>
+          <w:numId w:val="1004"/>
+        </w:numPr>
+        <w:pStyle w:val="Compact"/>
+      </w:pPr>
       <w:r>
         <w:t xml:space="preserve">“</w:t>
       </w:r>
       <w:r>
-        <w:t xml:space="preserve">Worked as one of seven on a station team for a class meal of 30, held the Prep Cook role on both cook days, and helped another station finish after my own work was done.</w:t>
+        <w:t xml:space="preserve">Built a business plan with two teammates for a [product], interviewed three customers, priced one unit at $____, and pitched it in 60 seconds to a panel of four adults.</w:t>
       </w:r>
       <w:r>
         <w:t xml:space="preserve">”</w:t>
       </w:r>
-      <w:r>
-        <w:t xml:space="preserve"> </w:t>
-      </w:r>
-      <w:r>
-        <w:t xml:space="preserve">4.</w:t>
-      </w:r>
-      <w:r>
-        <w:t xml:space="preserve"> </w:t>
-      </w:r>
-      <w:r>
-        <w:t xml:space="preserve">“</w:t>
-      </w:r>
-      <w:r>
-        <w:t xml:space="preserve">Built a business plan with two teammates for a [product], interviewed three customers, priced one unit at $____, and pitched it in 60 seconds to a panel of four adults.</w:t>
-      </w:r>
-      <w:r>
-        <w:t xml:space="preserve">”</w:t>
-      </w:r>
-    </w:p>
-    <w:p>
-      <w:pPr>
-        <w:pStyle w:val="BodyText"/>
+    </w:p>
+    <w:p>
+      <w:pPr>
+        <w:pStyle w:val="FirstParagraph"/>
       </w:pPr>
       <w:r>
         <w:rPr>
@@ -2610,8 +2626,120 @@
       </w:pPr>
     </w:lvl>
   </w:abstractNum>
+  <w:abstractNum w:abstractNumId="99411">
+    <w:nsid w:val="ea454b4c"/>
+    <w:multiLevelType w:val="multilevel"/>
+    <w:lvl w:ilvl="0">
+      <w:start w:val="1"/>
+      <w:numFmt w:val="decimal"/>
+      <w:lvlText w:val="%1."/>
+      <w:lvlJc w:val="left"/>
+      <w:pPr>
+        <w:tabs>
+          <w:tab w:val="num" w:pos="0"/>
+        </w:tabs>
+        <w:ind w:left="480" w:hanging="480"/>
+      </w:pPr>
+    </w:lvl>
+    <w:lvl w:ilvl="1">
+      <w:start w:val="1"/>
+      <w:numFmt w:val="decimal"/>
+      <w:lvlText w:val="%2."/>
+      <w:lvlJc w:val="left"/>
+      <w:pPr>
+        <w:tabs>
+          <w:tab w:val="num" w:pos="720"/>
+        </w:tabs>
+        <w:ind w:left="1200" w:hanging="480"/>
+      </w:pPr>
+    </w:lvl>
+    <w:lvl w:ilvl="2">
+      <w:start w:val="1"/>
+      <w:numFmt w:val="decimal"/>
+      <w:lvlText w:val="%3."/>
+      <w:lvlJc w:val="left"/>
+      <w:pPr>
+        <w:tabs>
+          <w:tab w:val="num" w:pos="1440"/>
+        </w:tabs>
+        <w:ind w:left="1920" w:hanging="480"/>
+      </w:pPr>
+    </w:lvl>
+    <w:lvl w:ilvl="3">
+      <w:start w:val="1"/>
+      <w:numFmt w:val="decimal"/>
+      <w:lvlText w:val="%4."/>
+      <w:lvlJc w:val="left"/>
+      <w:pPr>
+        <w:tabs>
+          <w:tab w:val="num" w:pos="2160"/>
+        </w:tabs>
+        <w:ind w:left="2640" w:hanging="480"/>
+      </w:pPr>
+    </w:lvl>
+    <w:lvl w:ilvl="4">
+      <w:start w:val="1"/>
+      <w:numFmt w:val="decimal"/>
+      <w:lvlText w:val="%5."/>
+      <w:lvlJc w:val="left"/>
+      <w:pPr>
+        <w:tabs>
+          <w:tab w:val="num" w:pos="2880"/>
+        </w:tabs>
+        <w:ind w:left="3360" w:hanging="480"/>
+      </w:pPr>
+    </w:lvl>
+    <w:lvl w:ilvl="5">
+      <w:start w:val="1"/>
+      <w:numFmt w:val="decimal"/>
+      <w:lvlText w:val="%6."/>
+      <w:lvlJc w:val="left"/>
+      <w:pPr>
+        <w:tabs>
+          <w:tab w:val="num" w:pos="3600"/>
+        </w:tabs>
+        <w:ind w:left="4080" w:hanging="480"/>
+      </w:pPr>
+    </w:lvl>
+    <w:lvl w:ilvl="6">
+      <w:start w:val="1"/>
+      <w:numFmt w:val="decimal"/>
+      <w:lvlText w:val="%7."/>
+      <w:lvlJc w:val="left"/>
+      <w:pPr>
+        <w:tabs>
+          <w:tab w:val="num" w:pos="4320"/>
+        </w:tabs>
+        <w:ind w:left="4800" w:hanging="480"/>
+      </w:pPr>
+    </w:lvl>
+    <w:lvl w:ilvl="7">
+      <w:start w:val="1"/>
+      <w:numFmt w:val="decimal"/>
+      <w:lvlText w:val="%8."/>
+      <w:lvlJc w:val="left"/>
+      <w:pPr>
+        <w:tabs>
+          <w:tab w:val="num" w:pos="5040"/>
+        </w:tabs>
+        <w:ind w:left="5520" w:hanging="480"/>
+      </w:pPr>
+    </w:lvl>
+    <w:lvl w:ilvl="8">
+      <w:start w:val="1"/>
+      <w:numFmt w:val="decimal"/>
+      <w:lvlText w:val="%9."/>
+      <w:lvlJc w:val="left"/>
+      <w:pPr>
+        <w:tabs>
+          <w:tab w:val="num" w:pos="5760"/>
+        </w:tabs>
+        <w:ind w:left="6240" w:hanging="480"/>
+      </w:pPr>
+    </w:lvl>
+  </w:abstractNum>
   <w:abstractNum w:abstractNumId="991">
-    <w:nsid w:val="ea454b4c"/>
+    <w:nsid w:val="71315dca"/>
     <w:multiLevelType w:val="multilevel"/>
     <w:lvl w:ilvl="0">
       <w:numFmt w:val="bullet"/>
@@ -2717,7 +2845,97 @@
     <w:abstractNumId w:val="990"/>
   </w:num>
   <w:num w:numId="1001">
+    <w:abstractNumId w:val="99411"/>
+    <w:lvlOverride w:ilvl="0">
+      <w:startOverride w:val="1"/>
+    </w:lvlOverride>
+    <w:lvlOverride w:ilvl="1">
+      <w:startOverride w:val="1"/>
+    </w:lvlOverride>
+    <w:lvlOverride w:ilvl="2">
+      <w:startOverride w:val="1"/>
+    </w:lvlOverride>
+    <w:lvlOverride w:ilvl="3">
+      <w:startOverride w:val="1"/>
+    </w:lvlOverride>
+    <w:lvlOverride w:ilvl="4">
+      <w:startOverride w:val="1"/>
+    </w:lvlOverride>
+    <w:lvlOverride w:ilvl="5">
+      <w:startOverride w:val="1"/>
+    </w:lvlOverride>
+    <w:lvlOverride w:ilvl="6">
+      <w:startOverride w:val="1"/>
+    </w:lvlOverride>
+    <w:lvlOverride w:ilvl="7">
+      <w:startOverride w:val="1"/>
+    </w:lvlOverride>
+    <w:lvlOverride w:ilvl="8">
+      <w:startOverride w:val="1"/>
+    </w:lvlOverride>
+  </w:num>
+  <w:num w:numId="1002">
     <w:abstractNumId w:val="991"/>
+  </w:num>
+  <w:num w:numId="1003">
+    <w:abstractNumId w:val="99411"/>
+    <w:lvlOverride w:ilvl="0">
+      <w:startOverride w:val="1"/>
+    </w:lvlOverride>
+    <w:lvlOverride w:ilvl="1">
+      <w:startOverride w:val="1"/>
+    </w:lvlOverride>
+    <w:lvlOverride w:ilvl="2">
+      <w:startOverride w:val="1"/>
+    </w:lvlOverride>
+    <w:lvlOverride w:ilvl="3">
+      <w:startOverride w:val="1"/>
+    </w:lvlOverride>
+    <w:lvlOverride w:ilvl="4">
+      <w:startOverride w:val="1"/>
+    </w:lvlOverride>
+    <w:lvlOverride w:ilvl="5">
+      <w:startOverride w:val="1"/>
+    </w:lvlOverride>
+    <w:lvlOverride w:ilvl="6">
+      <w:startOverride w:val="1"/>
+    </w:lvlOverride>
+    <w:lvlOverride w:ilvl="7">
+      <w:startOverride w:val="1"/>
+    </w:lvlOverride>
+    <w:lvlOverride w:ilvl="8">
+      <w:startOverride w:val="1"/>
+    </w:lvlOverride>
+  </w:num>
+  <w:num w:numId="1004">
+    <w:abstractNumId w:val="99411"/>
+    <w:lvlOverride w:ilvl="0">
+      <w:startOverride w:val="1"/>
+    </w:lvlOverride>
+    <w:lvlOverride w:ilvl="1">
+      <w:startOverride w:val="1"/>
+    </w:lvlOverride>
+    <w:lvlOverride w:ilvl="2">
+      <w:startOverride w:val="1"/>
+    </w:lvlOverride>
+    <w:lvlOverride w:ilvl="3">
+      <w:startOverride w:val="1"/>
+    </w:lvlOverride>
+    <w:lvlOverride w:ilvl="4">
+      <w:startOverride w:val="1"/>
+    </w:lvlOverride>
+    <w:lvlOverride w:ilvl="5">
+      <w:startOverride w:val="1"/>
+    </w:lvlOverride>
+    <w:lvlOverride w:ilvl="6">
+      <w:startOverride w:val="1"/>
+    </w:lvlOverride>
+    <w:lvlOverride w:ilvl="7">
+      <w:startOverride w:val="1"/>
+    </w:lvlOverride>
+    <w:lvlOverride w:ilvl="8">
+      <w:startOverride w:val="1"/>
+    </w:lvlOverride>
   </w:num>
 </w:numbering>
 </file>

--- a/downloads/teacher/05 Materials/Unit 07/Handouts/Handout 07.01 - Resume Sections and the Three-Part Bullet.docx
+++ b/downloads/teacher/05 Materials/Unit 07/Handouts/Handout 07.01 - Resume Sections and the Three-Part Bullet.docx
@@ -988,9 +988,9 @@
       <w:pPr>
         <w:pStyle w:val="Heading3"/>
       </w:pPr>
-      <w:bookmarkStart w:id="25" w:name="now-you-fix-four"/>
-      <w:r>
-        <w:t xml:space="preserve">Now you fix four</w:t>
+      <w:bookmarkStart w:id="25" w:name="now-you-fix-two-of-these-four"/>
+      <w:r>
+        <w:t xml:space="preserve">Now you fix two of these four</w:t>
       </w:r>
       <w:bookmarkEnd w:id="25"/>
     </w:p>
